--- a/assets/NEO - Frizo - Roteiro e Prompts.docx
+++ b/assets/NEO - Frizo - Roteiro e Prompts.docx
@@ -11,7 +11,7 @@
           <wp:inline distT="0" distB="0" distL="0" distR="0">
             <wp:extent cx="2095500" cy="885825"/>
             <wp:effectExtent t="0" r="0" b="0" l="0"/>
-            <wp:docPr id="1" name="logo_capa" descr="Logo NEO capa" title="NEO Empresarial"/>
+            <wp:docPr id="1" name="logo_c" descr="Logo NEO capa" title="NEO"/>
             <wp:cNvGraphicFramePr>
               <a:graphicFrameLocks xmlns:a="http://schemas.openxmlformats.org/drawingml/2006/main" noChangeAspect="1"/>
             </wp:cNvGraphicFramePr>
@@ -66,7 +66,7 @@
           <w:sz w:val="28"/>
           <w:szCs w:val="28"/>
         </w:rPr>
-        <w:t xml:space="preserve">Guia Prático de</w:t>
+        <w:t xml:space="preserve">Seminário de IA — Case</w:t>
       </w:r>
     </w:p>
     <w:p>
@@ -82,7 +82,7 @@
           <w:sz w:val="56"/>
           <w:szCs w:val="56"/>
         </w:rPr>
-        <w:t xml:space="preserve">Prompt Engineering</w:t>
+        <w:t xml:space="preserve">Frizo</w:t>
       </w:r>
     </w:p>
     <w:p>
@@ -95,10 +95,10 @@
           <w:b/>
           <w:bCs/>
           <w:color w:val="F26522"/>
-          <w:sz w:val="40"/>
-          <w:szCs w:val="40"/>
+          <w:sz w:val="36"/>
+          <w:szCs w:val="36"/>
         </w:rPr>
-        <w:t xml:space="preserve">com Ferramentas de IA</w:t>
+        <w:t xml:space="preserve">Marca de Refrigerante Premium Brasileiro</w:t>
       </w:r>
     </w:p>
     <w:p>
@@ -122,7 +122,7 @@
           <w:sz w:val="19"/>
           <w:szCs w:val="19"/>
         </w:rPr>
-        <w:t xml:space="preserve">Este material foi criado com inteligência artificial para o programa de seminários NEO Empresarial.</w:t>
+        <w:t xml:space="preserve">Roteiro e prompts completos para o case Frizo — refrigerante premium de limão para jovens brasileiros de 18 a 30 anos.</w:t>
       </w:r>
     </w:p>
     <w:p>
@@ -152,22 +152,6 @@
     </w:p>
     <w:p>
       <w:pPr>
-        <w:spacing w:after="60" w:before="0"/>
-      </w:pPr>
-      <w:r>
-        <w:rPr>
-          <w:rFonts w:ascii="Arial" w:cs="Arial" w:eastAsia="Arial" w:hAnsi="Arial"/>
-          <w:i/>
-          <w:iCs/>
-          <w:color w:val="666666"/>
-          <w:sz w:val="19"/>
-          <w:szCs w:val="19"/>
-        </w:rPr>
-        <w:t xml:space="preserve">Os campos entre parênteses devem ser substituídos pela sua realidade.</w:t>
-      </w:r>
-    </w:p>
-    <w:p>
-      <w:pPr>
         <w:spacing w:after="240"/>
       </w:pPr>
       <w:r>
@@ -256,7 +240,7 @@
                 <w:sz w:val="22"/>
                 <w:szCs w:val="22"/>
               </w:rPr>
-              <w:t xml:space="preserve">Agente de Conhecimento — Pergunta contextualizada</w:t>
+              <w:t xml:space="preserve">NotebookLM — Pergunta sobre o mercado</w:t>
             </w:r>
           </w:p>
         </w:tc>
@@ -283,7 +267,7 @@
           <w:sz w:val="19"/>
           <w:szCs w:val="19"/>
         </w:rPr>
-        <w:t xml:space="preserve">Use após carregar seus documentos em uma ferramenta de IA com base de conhecimento (ex: NotebookLM).</w:t>
+        <w:t xml:space="preserve">Após subir os 5 PDFs, faça essa pergunta para mostrar que o agente entende o contexto da Frizo.</w:t>
       </w:r>
     </w:p>
     <w:p>
@@ -373,7 +357,21 @@
                 <w:sz w:val="17"/>
                 <w:szCs w:val="17"/>
               </w:rPr>
-              <w:t xml:space="preserve">Você é um consultor estratégico especialista em (seu setor ou mercado).</w:t>
+              <w:t xml:space="preserve">Você é um consultor estratégico especialista em</w:t>
+            </w:r>
+          </w:p>
+          <w:p>
+            <w:pPr>
+              <w:spacing w:after="30" w:before="0"/>
+            </w:pPr>
+            <w:r>
+              <w:rPr>
+                <w:rFonts w:ascii="Courier New" w:cs="Courier New" w:eastAsia="Courier New" w:hAnsi="Courier New"/>
+                <w:color w:val="222222"/>
+                <w:sz w:val="17"/>
+                <w:szCs w:val="17"/>
+              </w:rPr>
+              <w:t xml:space="preserve">mercado de refrigerantes e bebidas premium no Brasil.</w:t>
             </w:r>
           </w:p>
         </w:tc>
@@ -441,21 +439,21 @@
                 <w:sz w:val="17"/>
                 <w:szCs w:val="17"/>
               </w:rPr>
-              <w:t xml:space="preserve">Estou lançando (seu produto ou serviço),</w:t>
-            </w:r>
-          </w:p>
-          <w:p>
-            <w:pPr>
-              <w:spacing w:after="30" w:before="0"/>
-            </w:pPr>
-            <w:r>
-              <w:rPr>
-                <w:rFonts w:ascii="Courier New" w:cs="Courier New" w:eastAsia="Courier New" w:hAnsi="Courier New"/>
-                <w:color w:val="222222"/>
-                <w:sz w:val="17"/>
-                <w:szCs w:val="17"/>
-              </w:rPr>
-              <w:t xml:space="preserve">voltado para (seu público-alvo).</w:t>
+              <w:t xml:space="preserve">Estou lançando a Frizo, um refrigerante premium de limão,</w:t>
+            </w:r>
+          </w:p>
+          <w:p>
+            <w:pPr>
+              <w:spacing w:after="30" w:before="0"/>
+            </w:pPr>
+            <w:r>
+              <w:rPr>
+                <w:rFonts w:ascii="Courier New" w:cs="Courier New" w:eastAsia="Courier New" w:hAnsi="Courier New"/>
+                <w:color w:val="222222"/>
+                <w:sz w:val="17"/>
+                <w:szCs w:val="17"/>
+              </w:rPr>
+              <w:t xml:space="preserve">voltado para jovens brasileiros de 18 a 30 anos.</w:t>
             </w:r>
           </w:p>
         </w:tc>
@@ -537,7 +535,7 @@
                 <w:sz w:val="17"/>
                 <w:szCs w:val="17"/>
               </w:rPr>
-              <w:t xml:space="preserve">concorrentes de (seu produto) e qual é o espaço de mercado disponível?</w:t>
+              <w:t xml:space="preserve">concorrentes da Frizo e qual é o espaço de mercado disponível?</w:t>
             </w:r>
           </w:p>
         </w:tc>
@@ -673,7 +671,7 @@
                 <w:sz w:val="17"/>
                 <w:szCs w:val="17"/>
               </w:rPr>
-              <w:t xml:space="preserve">Não use jargões de (área que quer evitar). Use apenas dados dos documentos.</w:t>
+              <w:t xml:space="preserve">Não use jargões financeiros. Use apenas dados dos documentos.</w:t>
             </w:r>
           </w:p>
         </w:tc>
@@ -769,7 +767,7 @@
                 <w:sz w:val="22"/>
                 <w:szCs w:val="22"/>
               </w:rPr>
-              <w:t xml:space="preserve">Agente Personalizado — System Prompt</w:t>
+              <w:t xml:space="preserve">Gemini — System Prompt da Gem (Consultor Frizo)</w:t>
             </w:r>
           </w:p>
         </w:tc>
@@ -796,7 +794,7 @@
           <w:sz w:val="19"/>
           <w:szCs w:val="19"/>
         </w:rPr>
-        <w:t xml:space="preserve">Cole esse texto no campo 'Instruções' ao criar um agente ou Gem no Gemini.</w:t>
+        <w:t xml:space="preserve">Cole esse texto no campo 'Instruções' ao criar a Gem no Gemini.</w:t>
       </w:r>
     </w:p>
     <w:p>
@@ -886,7 +884,21 @@
                 <w:sz w:val="17"/>
                 <w:szCs w:val="17"/>
               </w:rPr>
-              <w:t xml:space="preserve">Você é o consultor estratégico e criativo de (sua marca ou empresa).</w:t>
+              <w:t xml:space="preserve">Você é o consultor estratégico e criativo da Frizo,</w:t>
+            </w:r>
+          </w:p>
+          <w:p>
+            <w:pPr>
+              <w:spacing w:after="30" w:before="0"/>
+            </w:pPr>
+            <w:r>
+              <w:rPr>
+                <w:rFonts w:ascii="Courier New" w:cs="Courier New" w:eastAsia="Courier New" w:hAnsi="Courier New"/>
+                <w:color w:val="222222"/>
+                <w:sz w:val="17"/>
+                <w:szCs w:val="17"/>
+              </w:rPr>
+              <w:t xml:space="preserve">um refrigerante premium brasileiro de limão.</w:t>
             </w:r>
           </w:p>
         </w:tc>
@@ -954,21 +966,35 @@
                 <w:sz w:val="17"/>
                 <w:szCs w:val="17"/>
               </w:rPr>
-              <w:t xml:space="preserve">Você tem profundo conhecimento sobre (seu setor),</w:t>
-            </w:r>
-          </w:p>
-          <w:p>
-            <w:pPr>
-              <w:spacing w:after="30" w:before="0"/>
-            </w:pPr>
-            <w:r>
-              <w:rPr>
-                <w:rFonts w:ascii="Courier New" w:cs="Courier New" w:eastAsia="Courier New" w:hAnsi="Courier New"/>
-                <w:color w:val="222222"/>
-                <w:sz w:val="17"/>
-                <w:szCs w:val="17"/>
-              </w:rPr>
-              <w:t xml:space="preserve">tendências de consumo e a identidade de (sua marca).</w:t>
+              <w:t xml:space="preserve">Você tem profundo conhecimento sobre o mercado de bebidas no Brasil,</w:t>
+            </w:r>
+          </w:p>
+          <w:p>
+            <w:pPr>
+              <w:spacing w:after="30" w:before="0"/>
+            </w:pPr>
+            <w:r>
+              <w:rPr>
+                <w:rFonts w:ascii="Courier New" w:cs="Courier New" w:eastAsia="Courier New" w:hAnsi="Courier New"/>
+                <w:color w:val="222222"/>
+                <w:sz w:val="17"/>
+                <w:szCs w:val="17"/>
+              </w:rPr>
+              <w:t xml:space="preserve">tendências de consumo e a identidade da Frizo:</w:t>
+            </w:r>
+          </w:p>
+          <w:p>
+            <w:pPr>
+              <w:spacing w:after="30" w:before="0"/>
+            </w:pPr>
+            <w:r>
+              <w:rPr>
+                <w:rFonts w:ascii="Courier New" w:cs="Courier New" w:eastAsia="Courier New" w:hAnsi="Courier New"/>
+                <w:color w:val="222222"/>
+                <w:sz w:val="17"/>
+                <w:szCs w:val="17"/>
+              </w:rPr>
+              <w:t xml:space="preserve">fresca, jovem, ligada ao verão, praia e calor.</w:t>
             </w:r>
           </w:p>
         </w:tc>
@@ -1036,21 +1062,35 @@
                 <w:sz w:val="17"/>
                 <w:szCs w:val="17"/>
               </w:rPr>
-              <w:t xml:space="preserve">Sempre responda considerando o posicionamento de (sua marca),</w:t>
-            </w:r>
-          </w:p>
-          <w:p>
-            <w:pPr>
-              <w:spacing w:after="30" w:before="0"/>
-            </w:pPr>
-            <w:r>
-              <w:rPr>
-                <w:rFonts w:ascii="Courier New" w:cs="Courier New" w:eastAsia="Courier New" w:hAnsi="Courier New"/>
-                <w:color w:val="222222"/>
-                <w:sz w:val="17"/>
-                <w:szCs w:val="17"/>
-              </w:rPr>
-              <w:t xml:space="preserve">o público (seu público-alvo) e os diferenciais do produto.</w:t>
+              <w:t xml:space="preserve">Sempre responda considerando o posicionamento premium da marca,</w:t>
+            </w:r>
+          </w:p>
+          <w:p>
+            <w:pPr>
+              <w:spacing w:after="30" w:before="0"/>
+            </w:pPr>
+            <w:r>
+              <w:rPr>
+                <w:rFonts w:ascii="Courier New" w:cs="Courier New" w:eastAsia="Courier New" w:hAnsi="Courier New"/>
+                <w:color w:val="222222"/>
+                <w:sz w:val="17"/>
+                <w:szCs w:val="17"/>
+              </w:rPr>
+              <w:t xml:space="preserve">o público jovem brasileiro e a essência visual:</w:t>
+            </w:r>
+          </w:p>
+          <w:p>
+            <w:pPr>
+              <w:spacing w:after="30" w:before="0"/>
+            </w:pPr>
+            <w:r>
+              <w:rPr>
+                <w:rFonts w:ascii="Courier New" w:cs="Courier New" w:eastAsia="Courier New" w:hAnsi="Courier New"/>
+                <w:color w:val="222222"/>
+                <w:sz w:val="17"/>
+                <w:szCs w:val="17"/>
+              </w:rPr>
+              <w:t xml:space="preserve">limão, gelo, gotículas, praia, calor.</w:t>
             </w:r>
           </w:p>
         </w:tc>
@@ -1118,7 +1158,7 @@
                 <w:sz w:val="17"/>
                 <w:szCs w:val="17"/>
               </w:rPr>
-              <w:t xml:space="preserve">Respostas diretas, com a energia e tom da marca. Sempre oriente para ação.</w:t>
+              <w:t xml:space="preserve">Respostas diretas, com energia da marca. Sempre oriente para ação.</w:t>
             </w:r>
           </w:p>
         </w:tc>
@@ -1282,7 +1322,7 @@
                 <w:sz w:val="22"/>
                 <w:szCs w:val="22"/>
               </w:rPr>
-              <w:t xml:space="preserve">Conteúdo Escrito — Artigo ou Post</w:t>
+              <w:t xml:space="preserve">Google Docs — Artigo de lançamento</w:t>
             </w:r>
           </w:p>
         </w:tc>
@@ -1309,7 +1349,7 @@
           <w:sz w:val="19"/>
           <w:szCs w:val="19"/>
         </w:rPr>
-        <w:t xml:space="preserve">Use para gerar textos para LinkedIn, blog, e-mail marketing ou qualquer canal de comunicação.</w:t>
+        <w:t xml:space="preserve">Envie ao Consultor Frizo e cole o resultado no Google Docs. Depois mostre os recursos de IA nativos do Docs.</w:t>
       </w:r>
     </w:p>
     <w:p>
@@ -1399,21 +1439,21 @@
                 <w:sz w:val="17"/>
                 <w:szCs w:val="17"/>
               </w:rPr>
-              <w:t xml:space="preserve">Você é um redator especialista em conteúdo para (seu setor)</w:t>
-            </w:r>
-          </w:p>
-          <w:p>
-            <w:pPr>
-              <w:spacing w:after="30" w:before="0"/>
-            </w:pPr>
-            <w:r>
-              <w:rPr>
-                <w:rFonts w:ascii="Courier New" w:cs="Courier New" w:eastAsia="Courier New" w:hAnsi="Courier New"/>
-                <w:color w:val="222222"/>
-                <w:sz w:val="17"/>
-                <w:szCs w:val="17"/>
-              </w:rPr>
-              <w:t xml:space="preserve">com experiência em (canal: LinkedIn, Instagram, blog etc).</w:t>
+              <w:t xml:space="preserve">Você é um redator especialista em conteúdo para marcas de consumo</w:t>
+            </w:r>
+          </w:p>
+          <w:p>
+            <w:pPr>
+              <w:spacing w:after="30" w:before="0"/>
+            </w:pPr>
+            <w:r>
+              <w:rPr>
+                <w:rFonts w:ascii="Courier New" w:cs="Courier New" w:eastAsia="Courier New" w:hAnsi="Courier New"/>
+                <w:color w:val="222222"/>
+                <w:sz w:val="17"/>
+                <w:szCs w:val="17"/>
+              </w:rPr>
+              <w:t xml:space="preserve">com experiência em LinkedIn e lançamentos de produto.</w:t>
             </w:r>
           </w:p>
         </w:tc>
@@ -1481,21 +1521,21 @@
                 <w:sz w:val="17"/>
                 <w:szCs w:val="17"/>
               </w:rPr>
-              <w:t xml:space="preserve">Estou (lançando / promovendo / comunicando) (seu produto ou serviço).</w:t>
-            </w:r>
-          </w:p>
-          <w:p>
-            <w:pPr>
-              <w:spacing w:after="30" w:before="0"/>
-            </w:pPr>
-            <w:r>
-              <w:rPr>
-                <w:rFonts w:ascii="Courier New" w:cs="Courier New" w:eastAsia="Courier New" w:hAnsi="Courier New"/>
-                <w:color w:val="222222"/>
-                <w:sz w:val="17"/>
-                <w:szCs w:val="17"/>
-              </w:rPr>
-              <w:t xml:space="preserve">É o nosso (primeiro post / lançamento / comunicado).</w:t>
+              <w:t xml:space="preserve">Estou lançando a Frizo, um refrigerante premium de limão</w:t>
+            </w:r>
+          </w:p>
+          <w:p>
+            <w:pPr>
+              <w:spacing w:after="30" w:before="0"/>
+            </w:pPr>
+            <w:r>
+              <w:rPr>
+                <w:rFonts w:ascii="Courier New" w:cs="Courier New" w:eastAsia="Courier New" w:hAnsi="Courier New"/>
+                <w:color w:val="222222"/>
+                <w:sz w:val="17"/>
+                <w:szCs w:val="17"/>
+              </w:rPr>
+              <w:t xml:space="preserve">para jovens brasileiros. É o nosso primeiro conteúdo público.</w:t>
             </w:r>
           </w:p>
         </w:tc>
@@ -1563,21 +1603,21 @@
                 <w:sz w:val="17"/>
                 <w:szCs w:val="17"/>
               </w:rPr>
-              <w:t xml:space="preserve">Escreva (um artigo / uma legenda / um post) para (o canal escolhido).</w:t>
-            </w:r>
-          </w:p>
-          <w:p>
-            <w:pPr>
-              <w:spacing w:after="30" w:before="0"/>
-            </w:pPr>
-            <w:r>
-              <w:rPr>
-                <w:rFonts w:ascii="Courier New" w:cs="Courier New" w:eastAsia="Courier New" w:hAnsi="Courier New"/>
-                <w:color w:val="222222"/>
-                <w:sz w:val="17"/>
-                <w:szCs w:val="17"/>
-              </w:rPr>
-              <w:t xml:space="preserve">Tom: (jovem / formal / técnico / acessível).</w:t>
+              <w:t xml:space="preserve">Escreva um artigo de lançamento para o LinkedIn.</w:t>
+            </w:r>
+          </w:p>
+          <w:p>
+            <w:pPr>
+              <w:spacing w:after="30" w:before="0"/>
+            </w:pPr>
+            <w:r>
+              <w:rPr>
+                <w:rFonts w:ascii="Courier New" w:cs="Courier New" w:eastAsia="Courier New" w:hAnsi="Courier New"/>
+                <w:color w:val="222222"/>
+                <w:sz w:val="17"/>
+                <w:szCs w:val="17"/>
+              </w:rPr>
+              <w:t xml:space="preserve">Tom jovem, direto, com dados de mercado incluídos.</w:t>
             </w:r>
           </w:p>
         </w:tc>
@@ -1645,21 +1685,21 @@
                 <w:sz w:val="17"/>
                 <w:szCs w:val="17"/>
               </w:rPr>
-              <w:t xml:space="preserve">Máximo (número) palavras. Com título chamativo,</w:t>
-            </w:r>
-          </w:p>
-          <w:p>
-            <w:pPr>
-              <w:spacing w:after="30" w:before="0"/>
-            </w:pPr>
-            <w:r>
-              <w:rPr>
-                <w:rFonts w:ascii="Courier New" w:cs="Courier New" w:eastAsia="Courier New" w:hAnsi="Courier New"/>
-                <w:color w:val="222222"/>
-                <w:sz w:val="17"/>
-                <w:szCs w:val="17"/>
-              </w:rPr>
-              <w:t xml:space="preserve">(número) parágrafos e uma frase de encerramento marcante.</w:t>
+              <w:t xml:space="preserve">Máximo 400 palavras. Com título chamativo,</w:t>
+            </w:r>
+          </w:p>
+          <w:p>
+            <w:pPr>
+              <w:spacing w:after="30" w:before="0"/>
+            </w:pPr>
+            <w:r>
+              <w:rPr>
+                <w:rFonts w:ascii="Courier New" w:cs="Courier New" w:eastAsia="Courier New" w:hAnsi="Courier New"/>
+                <w:color w:val="222222"/>
+                <w:sz w:val="17"/>
+                <w:szCs w:val="17"/>
+              </w:rPr>
+              <w:t xml:space="preserve">3 parágrafos e uma frase de encerramento marcante.</w:t>
             </w:r>
           </w:p>
         </w:tc>
@@ -1727,21 +1767,21 @@
                 <w:sz w:val="17"/>
                 <w:szCs w:val="17"/>
               </w:rPr>
-              <w:t xml:space="preserve">Sem clichês como (frases que quer evitar).</w:t>
-            </w:r>
-          </w:p>
-          <w:p>
-            <w:pPr>
-              <w:spacing w:after="30" w:before="0"/>
-            </w:pPr>
-            <w:r>
-              <w:rPr>
-                <w:rFonts w:ascii="Courier New" w:cs="Courier New" w:eastAsia="Courier New" w:hAnsi="Courier New"/>
-                <w:color w:val="222222"/>
-                <w:sz w:val="17"/>
-                <w:szCs w:val="17"/>
-              </w:rPr>
-              <w:t xml:space="preserve">A marca tem voz própria — respeite o tom definido.</w:t>
+              <w:t xml:space="preserve">Sem clichês corporativos. Sem frases como 'no cenário atual'.</w:t>
+            </w:r>
+          </w:p>
+          <w:p>
+            <w:pPr>
+              <w:spacing w:after="30" w:before="0"/>
+            </w:pPr>
+            <w:r>
+              <w:rPr>
+                <w:rFonts w:ascii="Courier New" w:cs="Courier New" w:eastAsia="Courier New" w:hAnsi="Courier New"/>
+                <w:color w:val="222222"/>
+                <w:sz w:val="17"/>
+                <w:szCs w:val="17"/>
+              </w:rPr>
+              <w:t xml:space="preserve">A Frizo tem voz — jovem, ousada e refrescante.</w:t>
             </w:r>
           </w:p>
         </w:tc>
@@ -1837,7 +1877,7 @@
                 <w:sz w:val="22"/>
                 <w:szCs w:val="22"/>
               </w:rPr>
-              <w:t xml:space="preserve">Análise de Dados — Planilha ou Tabela</w:t>
+              <w:t xml:space="preserve">Google Sheets — Análise de sabores</w:t>
             </w:r>
           </w:p>
         </w:tc>
@@ -1864,7 +1904,7 @@
           <w:sz w:val="19"/>
           <w:szCs w:val="19"/>
         </w:rPr>
-        <w:t xml:space="preserve">Use com Gemini integrado ao Google Sheets ou qualquer ferramenta de análise com IA.</w:t>
+        <w:t xml:space="preserve">Com a tabela de sabores aberta no Sheets, use o Gemini integrado com esse prompt.</w:t>
       </w:r>
     </w:p>
     <w:p>
@@ -1954,21 +1994,21 @@
                 <w:sz w:val="17"/>
                 <w:szCs w:val="17"/>
               </w:rPr>
-              <w:t xml:space="preserve">Você é um analista de dados com experiência em (seu setor)</w:t>
-            </w:r>
-          </w:p>
-          <w:p>
-            <w:pPr>
-              <w:spacing w:after="30" w:before="0"/>
-            </w:pPr>
-            <w:r>
-              <w:rPr>
-                <w:rFonts w:ascii="Courier New" w:cs="Courier New" w:eastAsia="Courier New" w:hAnsi="Courier New"/>
-                <w:color w:val="222222"/>
-                <w:sz w:val="17"/>
-                <w:szCs w:val="17"/>
-              </w:rPr>
-              <w:t xml:space="preserve">e estratégia de (portfólio / vendas / operações).</w:t>
+              <w:t xml:space="preserve">Você é um analista de dados com experiência em mercado</w:t>
+            </w:r>
+          </w:p>
+          <w:p>
+            <w:pPr>
+              <w:spacing w:after="30" w:before="0"/>
+            </w:pPr>
+            <w:r>
+              <w:rPr>
+                <w:rFonts w:ascii="Courier New" w:cs="Courier New" w:eastAsia="Courier New" w:hAnsi="Courier New"/>
+                <w:color w:val="222222"/>
+                <w:sz w:val="17"/>
+                <w:szCs w:val="17"/>
+              </w:rPr>
+              <w:t xml:space="preserve">de bebidas e estratégia de portfólio de produtos.</w:t>
             </w:r>
           </w:p>
         </w:tc>
@@ -2036,21 +2076,35 @@
                 <w:sz w:val="17"/>
                 <w:szCs w:val="17"/>
               </w:rPr>
-              <w:t xml:space="preserve">Tenho uma tabela com (o que está na planilha)</w:t>
-            </w:r>
-          </w:p>
-          <w:p>
-            <w:pPr>
-              <w:spacing w:after="30" w:before="0"/>
-            </w:pPr>
-            <w:r>
-              <w:rPr>
-                <w:rFonts w:ascii="Courier New" w:cs="Courier New" w:eastAsia="Courier New" w:hAnsi="Courier New"/>
-                <w:color w:val="222222"/>
-                <w:sz w:val="17"/>
-                <w:szCs w:val="17"/>
-              </w:rPr>
-              <w:t xml:space="preserve">contendo as colunas: (liste as colunas da sua planilha).</w:t>
+              <w:t xml:space="preserve">Tenho uma tabela com sabores de refrigerante contendo:</w:t>
+            </w:r>
+          </w:p>
+          <w:p>
+            <w:pPr>
+              <w:spacing w:after="30" w:before="0"/>
+            </w:pPr>
+            <w:r>
+              <w:rPr>
+                <w:rFonts w:ascii="Courier New" w:cs="Courier New" w:eastAsia="Courier New" w:hAnsi="Courier New"/>
+                <w:color w:val="222222"/>
+                <w:sz w:val="17"/>
+                <w:szCs w:val="17"/>
+              </w:rPr>
+              <w:t xml:space="preserve">preço médio, volume (ml), teor de açúcar (g),</w:t>
+            </w:r>
+          </w:p>
+          <w:p>
+            <w:pPr>
+              <w:spacing w:after="30" w:before="0"/>
+            </w:pPr>
+            <w:r>
+              <w:rPr>
+                <w:rFonts w:ascii="Courier New" w:cs="Courier New" w:eastAsia="Courier New" w:hAnsi="Courier New"/>
+                <w:color w:val="222222"/>
+                <w:sz w:val="17"/>
+                <w:szCs w:val="17"/>
+              </w:rPr>
+              <w:t xml:space="preserve">avaliação do consumidor (0-5) e mercado-alvo.</w:t>
             </w:r>
           </w:p>
         </w:tc>
@@ -2132,35 +2186,35 @@
                 <w:sz w:val="17"/>
                 <w:szCs w:val="17"/>
               </w:rPr>
-              <w:t xml:space="preserve">1. (primeira pergunta)</w:t>
-            </w:r>
-          </w:p>
-          <w:p>
-            <w:pPr>
-              <w:spacing w:after="30" w:before="0"/>
-            </w:pPr>
-            <w:r>
-              <w:rPr>
-                <w:rFonts w:ascii="Courier New" w:cs="Courier New" w:eastAsia="Courier New" w:hAnsi="Courier New"/>
-                <w:color w:val="222222"/>
-                <w:sz w:val="17"/>
-                <w:szCs w:val="17"/>
-              </w:rPr>
-              <w:t xml:space="preserve">2. (segunda pergunta)</w:t>
-            </w:r>
-          </w:p>
-          <w:p>
-            <w:pPr>
-              <w:spacing w:after="30" w:before="0"/>
-            </w:pPr>
-            <w:r>
-              <w:rPr>
-                <w:rFonts w:ascii="Courier New" w:cs="Courier New" w:eastAsia="Courier New" w:hAnsi="Courier New"/>
-                <w:color w:val="222222"/>
-                <w:sz w:val="17"/>
-                <w:szCs w:val="17"/>
-              </w:rPr>
-              <w:t xml:space="preserve">3. (terceira pergunta)</w:t>
+              <w:t xml:space="preserve">1. Qual sabor tem melhor custo-benefício,</w:t>
+            </w:r>
+          </w:p>
+          <w:p>
+            <w:pPr>
+              <w:spacing w:after="30" w:before="0"/>
+            </w:pPr>
+            <w:r>
+              <w:rPr>
+                <w:rFonts w:ascii="Courier New" w:cs="Courier New" w:eastAsia="Courier New" w:hAnsi="Courier New"/>
+                <w:color w:val="222222"/>
+                <w:sz w:val="17"/>
+                <w:szCs w:val="17"/>
+              </w:rPr>
+              <w:t xml:space="preserve">2. Qual tem maior potencial premium,</w:t>
+            </w:r>
+          </w:p>
+          <w:p>
+            <w:pPr>
+              <w:spacing w:after="30" w:before="0"/>
+            </w:pPr>
+            <w:r>
+              <w:rPr>
+                <w:rFonts w:ascii="Courier New" w:cs="Courier New" w:eastAsia="Courier New" w:hAnsi="Courier New"/>
+                <w:color w:val="222222"/>
+                <w:sz w:val="17"/>
+                <w:szCs w:val="17"/>
+              </w:rPr>
+              <w:t xml:space="preserve">3. Qual lançar primeiro para o público de 18 a 30 anos.</w:t>
             </w:r>
           </w:p>
         </w:tc>
@@ -2420,7 +2474,7 @@
                 <w:sz w:val="22"/>
                 <w:szCs w:val="22"/>
               </w:rPr>
-              <w:t xml:space="preserve">E-mail Profissional — Comunicação Externa</w:t>
+              <w:t xml:space="preserve">Gmail — E-mail para distribuidor</w:t>
             </w:r>
           </w:p>
         </w:tc>
@@ -2447,7 +2501,7 @@
           <w:sz w:val="19"/>
           <w:szCs w:val="19"/>
         </w:rPr>
-        <w:t xml:space="preserve">Use para gerar e-mails de prospecção, follow-up, apresentação ou qualquer comunicação formal.</w:t>
+        <w:t xml:space="preserve">Pede ao Consultor Frizo para gerar e envia direto pelo Gmail com IA integrada.</w:t>
       </w:r>
     </w:p>
     <w:p>
@@ -2537,21 +2591,21 @@
                 <w:sz w:val="17"/>
                 <w:szCs w:val="17"/>
               </w:rPr>
-              <w:t xml:space="preserve">Você é (seu cargo ou papel), comunicando com</w:t>
-            </w:r>
-          </w:p>
-          <w:p>
-            <w:pPr>
-              <w:spacing w:after="30" w:before="0"/>
-            </w:pPr>
-            <w:r>
-              <w:rPr>
-                <w:rFonts w:ascii="Courier New" w:cs="Courier New" w:eastAsia="Courier New" w:hAnsi="Courier New"/>
-                <w:color w:val="222222"/>
-                <w:sz w:val="17"/>
-                <w:szCs w:val="17"/>
-              </w:rPr>
-              <w:t xml:space="preserve">(confiança / empatia / autoridade) de quem conhece o produto.</w:t>
+              <w:t xml:space="preserve">Você é o fundador da Frizo, comunicando com confiança</w:t>
+            </w:r>
+          </w:p>
+          <w:p>
+            <w:pPr>
+              <w:spacing w:after="30" w:before="0"/>
+            </w:pPr>
+            <w:r>
+              <w:rPr>
+                <w:rFonts w:ascii="Courier New" w:cs="Courier New" w:eastAsia="Courier New" w:hAnsi="Courier New"/>
+                <w:color w:val="222222"/>
+                <w:sz w:val="17"/>
+                <w:szCs w:val="17"/>
+              </w:rPr>
+              <w:t xml:space="preserve">de quem acredita no produto.</w:t>
             </w:r>
           </w:p>
         </w:tc>
@@ -2619,21 +2673,35 @@
                 <w:sz w:val="17"/>
                 <w:szCs w:val="17"/>
               </w:rPr>
-              <w:t xml:space="preserve">Estou contatando (perfil do destinatário: cliente, parceiro, fornecedor).</w:t>
-            </w:r>
-          </w:p>
-          <w:p>
-            <w:pPr>
-              <w:spacing w:after="30" w:before="0"/>
-            </w:pPr>
-            <w:r>
-              <w:rPr>
-                <w:rFonts w:ascii="Courier New" w:cs="Courier New" w:eastAsia="Courier New" w:hAnsi="Courier New"/>
-                <w:color w:val="222222"/>
-                <w:sz w:val="17"/>
-                <w:szCs w:val="17"/>
-              </w:rPr>
-              <w:t xml:space="preserve">(descreva o relacionamento: primeiro contato, follow-up etc).</w:t>
+              <w:t xml:space="preserve">Estou contatando pela primeira vez um distribuidor regional</w:t>
+            </w:r>
+          </w:p>
+          <w:p>
+            <w:pPr>
+              <w:spacing w:after="30" w:before="0"/>
+            </w:pPr>
+            <w:r>
+              <w:rPr>
+                <w:rFonts w:ascii="Courier New" w:cs="Courier New" w:eastAsia="Courier New" w:hAnsi="Courier New"/>
+                <w:color w:val="222222"/>
+                <w:sz w:val="17"/>
+                <w:szCs w:val="17"/>
+              </w:rPr>
+              <w:t xml:space="preserve">de bebidas que atende bares e restaurantes no litoral de SC.</w:t>
+            </w:r>
+          </w:p>
+          <w:p>
+            <w:pPr>
+              <w:spacing w:after="30" w:before="0"/>
+            </w:pPr>
+            <w:r>
+              <w:rPr>
+                <w:rFonts w:ascii="Courier New" w:cs="Courier New" w:eastAsia="Courier New" w:hAnsi="Courier New"/>
+                <w:color w:val="222222"/>
+                <w:sz w:val="17"/>
+                <w:szCs w:val="17"/>
+              </w:rPr>
+              <w:t xml:space="preserve">Não temos relacionamento prévio.</w:t>
             </w:r>
           </w:p>
         </w:tc>
@@ -2701,21 +2769,21 @@
                 <w:sz w:val="17"/>
                 <w:szCs w:val="17"/>
               </w:rPr>
-              <w:t xml:space="preserve">Escreva um e-mail de (objetivo: apresentação, proposta, follow-up)</w:t>
-            </w:r>
-          </w:p>
-          <w:p>
-            <w:pPr>
-              <w:spacing w:after="30" w:before="0"/>
-            </w:pPr>
-            <w:r>
-              <w:rPr>
-                <w:rFonts w:ascii="Courier New" w:cs="Courier New" w:eastAsia="Courier New" w:hAnsi="Courier New"/>
-                <w:color w:val="222222"/>
-                <w:sz w:val="17"/>
-                <w:szCs w:val="17"/>
-              </w:rPr>
-              <w:t xml:space="preserve">mostrando (o que quer destacar) e solicitando (próximo passo desejado).</w:t>
+              <w:t xml:space="preserve">Escreva um e-mail de apresentação da Frizo para esse distribuidor,</w:t>
+            </w:r>
+          </w:p>
+          <w:p>
+            <w:pPr>
+              <w:spacing w:after="30" w:before="0"/>
+            </w:pPr>
+            <w:r>
+              <w:rPr>
+                <w:rFonts w:ascii="Courier New" w:cs="Courier New" w:eastAsia="Courier New" w:hAnsi="Courier New"/>
+                <w:color w:val="222222"/>
+                <w:sz w:val="17"/>
+                <w:szCs w:val="17"/>
+              </w:rPr>
+              <w:t xml:space="preserve">mostrando o potencial de parceria e solicitando uma reunião.</w:t>
             </w:r>
           </w:p>
         </w:tc>
@@ -2783,7 +2851,7 @@
                 <w:sz w:val="17"/>
                 <w:szCs w:val="17"/>
               </w:rPr>
-              <w:t xml:space="preserve">Máximo (número) linhas. Tom (profissional / descontraído / urgente).</w:t>
+              <w:t xml:space="preserve">Máximo 10 linhas. Tom profissional mas com energia da marca.</w:t>
             </w:r>
           </w:p>
           <w:p>
@@ -2865,7 +2933,21 @@
                 <w:sz w:val="17"/>
                 <w:szCs w:val="17"/>
               </w:rPr>
-              <w:t xml:space="preserve">Sem "(frases que quer evitar)". Direto ao ponto desde a primeira linha.</w:t>
+              <w:t xml:space="preserve">Sem 'espero que esteja bem'. Sem formalidade excessiva.</w:t>
+            </w:r>
+          </w:p>
+          <w:p>
+            <w:pPr>
+              <w:spacing w:after="30" w:before="0"/>
+            </w:pPr>
+            <w:r>
+              <w:rPr>
+                <w:rFonts w:ascii="Courier New" w:cs="Courier New" w:eastAsia="Courier New" w:hAnsi="Courier New"/>
+                <w:color w:val="222222"/>
+                <w:sz w:val="17"/>
+                <w:szCs w:val="17"/>
+              </w:rPr>
+              <w:t xml:space="preserve">Direto ao ponto desde a primeira linha.</w:t>
             </w:r>
           </w:p>
         </w:tc>
@@ -2961,7 +3043,7 @@
                 <w:sz w:val="22"/>
                 <w:szCs w:val="22"/>
               </w:rPr>
-              <w:t xml:space="preserve">Lista de Tarefas — Planejamento de Projeto</w:t>
+              <w:t xml:space="preserve">Google Tasks — Tarefas de lançamento</w:t>
             </w:r>
           </w:p>
         </w:tc>
@@ -2988,7 +3070,7 @@
           <w:sz w:val="19"/>
           <w:szCs w:val="19"/>
         </w:rPr>
-        <w:t xml:space="preserve">Use para criar listas de tarefas organizadas por área. Funciona com Google Tasks, Notion, Trello etc.</w:t>
+        <w:t xml:space="preserve">Use no Consultor Frizo com acesso ao Google Tasks habilitado. As tarefas serão criadas e agendadas automaticamente.</w:t>
       </w:r>
     </w:p>
     <w:p>
@@ -3078,21 +3160,35 @@
                 <w:sz w:val="17"/>
                 <w:szCs w:val="17"/>
               </w:rPr>
-              <w:t xml:space="preserve">Você é um gerente de projetos especialista em</w:t>
-            </w:r>
-          </w:p>
-          <w:p>
-            <w:pPr>
-              <w:spacing w:after="30" w:before="0"/>
-            </w:pPr>
-            <w:r>
-              <w:rPr>
-                <w:rFonts w:ascii="Courier New" w:cs="Courier New" w:eastAsia="Courier New" w:hAnsi="Courier New"/>
-                <w:color w:val="222222"/>
-                <w:sz w:val="17"/>
-                <w:szCs w:val="17"/>
-              </w:rPr>
-              <w:t xml:space="preserve">(tipo de projeto: lançamento, campanha, implementação etc).</w:t>
+              <w:t xml:space="preserve">Você é um gerente de projetos especialista em lançamentos</w:t>
+            </w:r>
+          </w:p>
+          <w:p>
+            <w:pPr>
+              <w:spacing w:after="30" w:before="0"/>
+            </w:pPr>
+            <w:r>
+              <w:rPr>
+                <w:rFonts w:ascii="Courier New" w:cs="Courier New" w:eastAsia="Courier New" w:hAnsi="Courier New"/>
+                <w:color w:val="222222"/>
+                <w:sz w:val="17"/>
+                <w:szCs w:val="17"/>
+              </w:rPr>
+              <w:t xml:space="preserve">de produtos de consumo, com domínio de Google Workspace</w:t>
+            </w:r>
+          </w:p>
+          <w:p>
+            <w:pPr>
+              <w:spacing w:after="30" w:before="0"/>
+            </w:pPr>
+            <w:r>
+              <w:rPr>
+                <w:rFonts w:ascii="Courier New" w:cs="Courier New" w:eastAsia="Courier New" w:hAnsi="Courier New"/>
+                <w:color w:val="222222"/>
+                <w:sz w:val="17"/>
+                <w:szCs w:val="17"/>
+              </w:rPr>
+              <w:t xml:space="preserve">e integração com Google Tasks.</w:t>
             </w:r>
           </w:p>
         </w:tc>
@@ -3160,21 +3256,35 @@
                 <w:sz w:val="17"/>
                 <w:szCs w:val="17"/>
               </w:rPr>
-              <w:t xml:space="preserve">Vou (objetivo do projeto) em (prazo).</w:t>
-            </w:r>
-          </w:p>
-          <w:p>
-            <w:pPr>
-              <w:spacing w:after="30" w:before="0"/>
-            </w:pPr>
-            <w:r>
-              <w:rPr>
-                <w:rFonts w:ascii="Courier New" w:cs="Courier New" w:eastAsia="Courier New" w:hAnsi="Courier New"/>
-                <w:color w:val="222222"/>
-                <w:sz w:val="17"/>
-                <w:szCs w:val="17"/>
-              </w:rPr>
-              <w:t xml:space="preserve">Tenho uma equipe de (descreva sua equipe).</w:t>
+              <w:t xml:space="preserve">Vou lançar a Frizo em 60 dias. Tenho eu (fundador),</w:t>
+            </w:r>
+          </w:p>
+          <w:p>
+            <w:pPr>
+              <w:spacing w:after="30" w:before="0"/>
+            </w:pPr>
+            <w:r>
+              <w:rPr>
+                <w:rFonts w:ascii="Courier New" w:cs="Courier New" w:eastAsia="Courier New" w:hAnsi="Courier New"/>
+                <w:color w:val="222222"/>
+                <w:sz w:val="17"/>
+                <w:szCs w:val="17"/>
+              </w:rPr>
+              <w:t xml:space="preserve">um designer freelancer e um social media.</w:t>
+            </w:r>
+          </w:p>
+          <w:p>
+            <w:pPr>
+              <w:spacing w:after="30" w:before="0"/>
+            </w:pPr>
+            <w:r>
+              <w:rPr>
+                <w:rFonts w:ascii="Courier New" w:cs="Courier New" w:eastAsia="Courier New" w:hAnsi="Courier New"/>
+                <w:color w:val="222222"/>
+                <w:sz w:val="17"/>
+                <w:szCs w:val="17"/>
+              </w:rPr>
+              <w:t xml:space="preserve">Você tem acesso ao Google Tasks via ferramenta create_task.</w:t>
             </w:r>
           </w:p>
         </w:tc>
@@ -3242,21 +3352,21 @@
                 <w:sz w:val="17"/>
                 <w:szCs w:val="17"/>
               </w:rPr>
-              <w:t xml:space="preserve">Crie uma lista de tarefas para (período),</w:t>
-            </w:r>
-          </w:p>
-          <w:p>
-            <w:pPr>
-              <w:spacing w:after="30" w:before="0"/>
-            </w:pPr>
-            <w:r>
-              <w:rPr>
-                <w:rFonts w:ascii="Courier New" w:cs="Courier New" w:eastAsia="Courier New" w:hAnsi="Courier New"/>
-                <w:color w:val="222222"/>
-                <w:sz w:val="17"/>
-                <w:szCs w:val="17"/>
-              </w:rPr>
-              <w:t xml:space="preserve">divididas por área: (liste as áreas: marketing, produto, vendas etc).</w:t>
+              <w:t xml:space="preserve">Crie 5 tarefas de lançamento, uma por dia útil desta semana</w:t>
+            </w:r>
+          </w:p>
+          <w:p>
+            <w:pPr>
+              <w:spacing w:after="30" w:before="0"/>
+            </w:pPr>
+            <w:r>
+              <w:rPr>
+                <w:rFonts w:ascii="Courier New" w:cs="Courier New" w:eastAsia="Courier New" w:hAnsi="Courier New"/>
+                <w:color w:val="222222"/>
+                <w:sz w:val="17"/>
+                <w:szCs w:val="17"/>
+              </w:rPr>
+              <w:t xml:space="preserve">começando amanhã às 09h, e agende cada uma no Google Tasks.</w:t>
             </w:r>
           </w:p>
         </w:tc>
@@ -3324,35 +3434,49 @@
                 <w:sz w:val="17"/>
                 <w:szCs w:val="17"/>
               </w:rPr>
-              <w:t xml:space="preserve">Formato de lista numerada por área.</w:t>
-            </w:r>
-          </w:p>
-          <w:p>
-            <w:pPr>
-              <w:spacing w:after="30" w:before="0"/>
-            </w:pPr>
-            <w:r>
-              <w:rPr>
-                <w:rFonts w:ascii="Courier New" w:cs="Courier New" w:eastAsia="Courier New" w:hAnsi="Courier New"/>
-                <w:color w:val="222222"/>
-                <w:sz w:val="17"/>
-                <w:szCs w:val="17"/>
-              </w:rPr>
-              <w:t xml:space="preserve">Máximo (número) tarefas por área.</w:t>
-            </w:r>
-          </w:p>
-          <w:p>
-            <w:pPr>
-              <w:spacing w:after="30" w:before="0"/>
-            </w:pPr>
-            <w:r>
-              <w:rPr>
-                <w:rFonts w:ascii="Courier New" w:cs="Courier New" w:eastAsia="Courier New" w:hAnsi="Courier New"/>
-                <w:color w:val="222222"/>
-                <w:sz w:val="17"/>
-                <w:szCs w:val="17"/>
-              </w:rPr>
-              <w:t xml:space="preserve">Cada tarefa com verbo de ação no início.</w:t>
+              <w:t xml:space="preserve">Para cada task: título começando com verbo de ação,</w:t>
+            </w:r>
+          </w:p>
+          <w:p>
+            <w:pPr>
+              <w:spacing w:after="30" w:before="0"/>
+            </w:pPr>
+            <w:r>
+              <w:rPr>
+                <w:rFonts w:ascii="Courier New" w:cs="Courier New" w:eastAsia="Courier New" w:hAnsi="Courier New"/>
+                <w:color w:val="222222"/>
+                <w:sz w:val="17"/>
+                <w:szCs w:val="17"/>
+              </w:rPr>
+              <w:t xml:space="preserve">descrição curta justificando a importância com dados</w:t>
+            </w:r>
+          </w:p>
+          <w:p>
+            <w:pPr>
+              <w:spacing w:after="30" w:before="0"/>
+            </w:pPr>
+            <w:r>
+              <w:rPr>
+                <w:rFonts w:ascii="Courier New" w:cs="Courier New" w:eastAsia="Courier New" w:hAnsi="Courier New"/>
+                <w:color w:val="222222"/>
+                <w:sz w:val="17"/>
+                <w:szCs w:val="17"/>
+              </w:rPr>
+              <w:t xml:space="preserve">dos documentos carregados. Ao final, liste as 5 tarefas</w:t>
+            </w:r>
+          </w:p>
+          <w:p>
+            <w:pPr>
+              <w:spacing w:after="30" w:before="0"/>
+            </w:pPr>
+            <w:r>
+              <w:rPr>
+                <w:rFonts w:ascii="Courier New" w:cs="Courier New" w:eastAsia="Courier New" w:hAnsi="Courier New"/>
+                <w:color w:val="222222"/>
+                <w:sz w:val="17"/>
+                <w:szCs w:val="17"/>
+              </w:rPr>
+              <w:t xml:space="preserve">agendadas com data e hora para conferência.</w:t>
             </w:r>
           </w:p>
         </w:tc>
@@ -3420,21 +3544,35 @@
                 <w:sz w:val="17"/>
                 <w:szCs w:val="17"/>
               </w:rPr>
-              <w:t xml:space="preserve">Tarefas concretas e executáveis, não genéricas.</w:t>
-            </w:r>
-          </w:p>
-          <w:p>
-            <w:pPr>
-              <w:spacing w:after="30" w:before="0"/>
-            </w:pPr>
-            <w:r>
-              <w:rPr>
-                <w:rFonts w:ascii="Courier New" w:cs="Courier New" w:eastAsia="Courier New" w:hAnsi="Courier New"/>
-                <w:color w:val="222222"/>
-                <w:sz w:val="17"/>
-                <w:szCs w:val="17"/>
-              </w:rPr>
-              <w:t xml:space="preserve">Não inclua (o que já foi feito ou não é relevante).</w:t>
+              <w:t xml:space="preserve">Use apenas provider: 'google_tasks'. Não crie eventos</w:t>
+            </w:r>
+          </w:p>
+          <w:p>
+            <w:pPr>
+              <w:spacing w:after="30" w:before="0"/>
+            </w:pPr>
+            <w:r>
+              <w:rPr>
+                <w:rFonts w:ascii="Courier New" w:cs="Courier New" w:eastAsia="Courier New" w:hAnsi="Courier New"/>
+                <w:color w:val="222222"/>
+                <w:sz w:val="17"/>
+                <w:szCs w:val="17"/>
+              </w:rPr>
+              <w:t xml:space="preserve">no Calendário. Tarefas concretas e executáveis,</w:t>
+            </w:r>
+          </w:p>
+          <w:p>
+            <w:pPr>
+              <w:spacing w:after="30" w:before="0"/>
+            </w:pPr>
+            <w:r>
+              <w:rPr>
+                <w:rFonts w:ascii="Courier New" w:cs="Courier New" w:eastAsia="Courier New" w:hAnsi="Courier New"/>
+                <w:color w:val="222222"/>
+                <w:sz w:val="17"/>
+                <w:szCs w:val="17"/>
+              </w:rPr>
+              <w:t xml:space="preserve">sem repetir o que já foi feito.</w:t>
             </w:r>
           </w:p>
         </w:tc>
@@ -3530,7 +3668,7 @@
                 <w:sz w:val="22"/>
                 <w:szCs w:val="22"/>
               </w:rPr>
-              <w:t xml:space="preserve">Google Agenda — Plano com Marcos e Descrições</w:t>
+              <w:t xml:space="preserve">Google Agenda — Plano de lançamento</w:t>
             </w:r>
           </w:p>
         </w:tc>
@@ -3557,7 +3695,7 @@
           <w:sz w:val="19"/>
           <w:szCs w:val="19"/>
         </w:rPr>
-        <w:t xml:space="preserve">Use com Gemini com acesso à agenda habilitado. Cada evento será criado com descrição detalhada.</w:t>
+        <w:t xml:space="preserve">Use com Gemini com acesso à agenda habilitado. Eventos com descrições detalhadas.</w:t>
       </w:r>
     </w:p>
     <w:p>
@@ -3647,21 +3785,21 @@
                 <w:sz w:val="17"/>
                 <w:szCs w:val="17"/>
               </w:rPr>
-              <w:t xml:space="preserve">Você é um estrategista de projetos com experiência em</w:t>
-            </w:r>
-          </w:p>
-          <w:p>
-            <w:pPr>
-              <w:spacing w:after="30" w:before="0"/>
-            </w:pPr>
-            <w:r>
-              <w:rPr>
-                <w:rFonts w:ascii="Courier New" w:cs="Courier New" w:eastAsia="Courier New" w:hAnsi="Courier New"/>
-                <w:color w:val="222222"/>
-                <w:sz w:val="17"/>
-                <w:szCs w:val="17"/>
-              </w:rPr>
-              <w:t xml:space="preserve">(seu tipo de projeto ou setor).</w:t>
+              <w:t xml:space="preserve">Você é um estrategista de lançamentos com experiência</w:t>
+            </w:r>
+          </w:p>
+          <w:p>
+            <w:pPr>
+              <w:spacing w:after="30" w:before="0"/>
+            </w:pPr>
+            <w:r>
+              <w:rPr>
+                <w:rFonts w:ascii="Courier New" w:cs="Courier New" w:eastAsia="Courier New" w:hAnsi="Courier New"/>
+                <w:color w:val="222222"/>
+                <w:sz w:val="17"/>
+                <w:szCs w:val="17"/>
+              </w:rPr>
+              <w:t xml:space="preserve">em startups de consumo. Cria planos realistas e executáveis.</w:t>
             </w:r>
           </w:p>
         </w:tc>
@@ -3729,7 +3867,7 @@
                 <w:sz w:val="17"/>
                 <w:szCs w:val="17"/>
               </w:rPr>
-              <w:t xml:space="preserve">Tenho (seu projeto) planejado para (prazo).</w:t>
+              <w:t xml:space="preserve">Tenho um lançamento planejado para 60 dias a partir de hoje.</w:t>
             </w:r>
           </w:p>
           <w:p>
@@ -3825,35 +3963,35 @@
                 <w:sz w:val="17"/>
                 <w:szCs w:val="17"/>
               </w:rPr>
-              <w:t xml:space="preserve">Crie (número) eventos na minha agenda com os marcos principais.</w:t>
-            </w:r>
-          </w:p>
-          <w:p>
-            <w:pPr>
-              <w:spacing w:after="30" w:before="0"/>
-            </w:pPr>
-            <w:r>
-              <w:rPr>
-                <w:rFonts w:ascii="Courier New" w:cs="Courier New" w:eastAsia="Courier New" w:hAnsi="Courier New"/>
-                <w:color w:val="222222"/>
-                <w:sz w:val="17"/>
-                <w:szCs w:val="17"/>
-              </w:rPr>
-              <w:t xml:space="preserve">Para cada evento, inclua uma DESCRIÇÃO DETALHADA com:</w:t>
-            </w:r>
-          </w:p>
-          <w:p>
-            <w:pPr>
-              <w:spacing w:after="30" w:before="0"/>
-            </w:pPr>
-            <w:r>
-              <w:rPr>
-                <w:rFonts w:ascii="Courier New" w:cs="Courier New" w:eastAsia="Courier New" w:hAnsi="Courier New"/>
-                <w:color w:val="222222"/>
-                <w:sz w:val="17"/>
-                <w:szCs w:val="17"/>
-              </w:rPr>
-              <w:t xml:space="preserve">o que fazer, quem deve participar, entregavél esperado</w:t>
+              <w:t xml:space="preserve">Crie 5 eventos na minha agenda com os marcos do lançamento da Frizo.</w:t>
+            </w:r>
+          </w:p>
+          <w:p>
+            <w:pPr>
+              <w:spacing w:after="30" w:before="0"/>
+            </w:pPr>
+            <w:r>
+              <w:rPr>
+                <w:rFonts w:ascii="Courier New" w:cs="Courier New" w:eastAsia="Courier New" w:hAnsi="Courier New"/>
+                <w:color w:val="222222"/>
+                <w:sz w:val="17"/>
+                <w:szCs w:val="17"/>
+              </w:rPr>
+              <w:t xml:space="preserve">Para cada evento inclua uma DESCRIÇÃO DETALHADA com:</w:t>
+            </w:r>
+          </w:p>
+          <w:p>
+            <w:pPr>
+              <w:spacing w:after="30" w:before="0"/>
+            </w:pPr>
+            <w:r>
+              <w:rPr>
+                <w:rFonts w:ascii="Courier New" w:cs="Courier New" w:eastAsia="Courier New" w:hAnsi="Courier New"/>
+                <w:color w:val="222222"/>
+                <w:sz w:val="17"/>
+                <w:szCs w:val="17"/>
+              </w:rPr>
+              <w:t xml:space="preserve">o que fazer, quem participa, entregavél esperado</w:t>
             </w:r>
           </w:p>
           <w:p>
@@ -3935,21 +4073,35 @@
                 <w:sz w:val="17"/>
                 <w:szCs w:val="17"/>
               </w:rPr>
-              <w:t xml:space="preserve">(número) eventos com título curto e descrição de 5 a 8 linhas cada.</w:t>
-            </w:r>
-          </w:p>
-          <w:p>
-            <w:pPr>
-              <w:spacing w:after="30" w:before="0"/>
-            </w:pPr>
-            <w:r>
-              <w:rPr>
-                <w:rFonts w:ascii="Courier New" w:cs="Courier New" w:eastAsia="Courier New" w:hAnsi="Courier New"/>
-                <w:color w:val="222222"/>
-                <w:sz w:val="17"/>
-                <w:szCs w:val="17"/>
-              </w:rPr>
-              <w:t xml:space="preserve">Distribuídos ao longo de (prazo), respeitando horários livres.</w:t>
+              <w:t xml:space="preserve">5 eventos com título curto e descrição de 5 a 8 linhas cada,</w:t>
+            </w:r>
+          </w:p>
+          <w:p>
+            <w:pPr>
+              <w:spacing w:after="30" w:before="0"/>
+            </w:pPr>
+            <w:r>
+              <w:rPr>
+                <w:rFonts w:ascii="Courier New" w:cs="Courier New" w:eastAsia="Courier New" w:hAnsi="Courier New"/>
+                <w:color w:val="222222"/>
+                <w:sz w:val="17"/>
+                <w:szCs w:val="17"/>
+              </w:rPr>
+              <w:t xml:space="preserve">distribuídos ao longo dos 60 dias,</w:t>
+            </w:r>
+          </w:p>
+          <w:p>
+            <w:pPr>
+              <w:spacing w:after="30" w:before="0"/>
+            </w:pPr>
+            <w:r>
+              <w:rPr>
+                <w:rFonts w:ascii="Courier New" w:cs="Courier New" w:eastAsia="Courier New" w:hAnsi="Courier New"/>
+                <w:color w:val="222222"/>
+                <w:sz w:val="17"/>
+                <w:szCs w:val="17"/>
+              </w:rPr>
+              <w:t xml:space="preserve">respeitando os horários livres da agenda.</w:t>
             </w:r>
           </w:p>
         </w:tc>
@@ -4017,21 +4169,21 @@
                 <w:sz w:val="17"/>
                 <w:szCs w:val="17"/>
               </w:rPr>
-              <w:t xml:space="preserve">Não marque eventos em horários já ocupados.</w:t>
-            </w:r>
-          </w:p>
-          <w:p>
-            <w:pPr>
-              <w:spacing w:after="30" w:before="0"/>
-            </w:pPr>
-            <w:r>
-              <w:rPr>
-                <w:rFonts w:ascii="Courier New" w:cs="Courier New" w:eastAsia="Courier New" w:hAnsi="Courier New"/>
-                <w:color w:val="222222"/>
-                <w:sz w:val="17"/>
-                <w:szCs w:val="17"/>
-              </w:rPr>
-              <w:t xml:space="preserve">Cada evento deve ter propósito claro e único.</w:t>
+              <w:t xml:space="preserve">Não marque em horários já ocupados.</w:t>
+            </w:r>
+          </w:p>
+          <w:p>
+            <w:pPr>
+              <w:spacing w:after="30" w:before="0"/>
+            </w:pPr>
+            <w:r>
+              <w:rPr>
+                <w:rFonts w:ascii="Courier New" w:cs="Courier New" w:eastAsia="Courier New" w:hAnsi="Courier New"/>
+                <w:color w:val="222222"/>
+                <w:sz w:val="17"/>
+                <w:szCs w:val="17"/>
+              </w:rPr>
+              <w:t xml:space="preserve">Cada evento com propósito claro e único.</w:t>
             </w:r>
           </w:p>
         </w:tc>
@@ -4087,7 +4239,7 @@
                 <w:sz w:val="18"/>
                 <w:szCs w:val="18"/>
               </w:rPr>
-              <w:t xml:space="preserve">Dica: Habilite o acesso à agenda nas configurações do Gemini antes de usar este prompt.</w:t>
+              <w:t xml:space="preserve">Dica: Os 5 marcos: Kick-off da marca — Aprovação da identidade visual — Entrega dos assets para o Canva — Revisão do site — Publicação do lançamento.</w:t>
             </w:r>
           </w:p>
         </w:tc>
@@ -4183,7 +4335,7 @@
                 <w:sz w:val="22"/>
                 <w:szCs w:val="22"/>
               </w:rPr>
-              <w:t xml:space="preserve">Design — Peça Visual com IA (Canva AI)</w:t>
+              <w:t xml:space="preserve">Canva AI — Prompt para identidade visual</w:t>
             </w:r>
           </w:p>
         </w:tc>
@@ -4210,7 +4362,7 @@
           <w:sz w:val="19"/>
           <w:szCs w:val="19"/>
         </w:rPr>
-        <w:t xml:space="preserve">Envie para o seu agente personalizado (prompt 02) e ele vai gerar o prompt para usar no Canva AI.</w:t>
+        <w:t xml:space="preserve">Envie ao Consultor Frizo para gerar o prompt do Canva AI.</w:t>
       </w:r>
     </w:p>
     <w:p>
@@ -4300,21 +4452,21 @@
                 <w:sz w:val="17"/>
                 <w:szCs w:val="17"/>
               </w:rPr>
-              <w:t xml:space="preserve">Você é um diretor de arte especialista em branding</w:t>
-            </w:r>
-          </w:p>
-          <w:p>
-            <w:pPr>
-              <w:spacing w:after="30" w:before="0"/>
-            </w:pPr>
-            <w:r>
-              <w:rPr>
-                <w:rFonts w:ascii="Courier New" w:cs="Courier New" w:eastAsia="Courier New" w:hAnsi="Courier New"/>
-                <w:color w:val="222222"/>
-                <w:sz w:val="17"/>
-                <w:szCs w:val="17"/>
-              </w:rPr>
-              <w:t xml:space="preserve">para o mercado de (seu setor).</w:t>
+              <w:t xml:space="preserve">Você é um diretor de arte especialista em branding de bebidas premium</w:t>
+            </w:r>
+          </w:p>
+          <w:p>
+            <w:pPr>
+              <w:spacing w:after="30" w:before="0"/>
+            </w:pPr>
+            <w:r>
+              <w:rPr>
+                <w:rFonts w:ascii="Courier New" w:cs="Courier New" w:eastAsia="Courier New" w:hAnsi="Courier New"/>
+                <w:color w:val="222222"/>
+                <w:sz w:val="17"/>
+                <w:szCs w:val="17"/>
+              </w:rPr>
+              <w:t xml:space="preserve">com experiência em campanhas para o mercado brasileiro.</w:t>
             </w:r>
           </w:p>
         </w:tc>
@@ -4382,35 +4534,49 @@
                 <w:sz w:val="17"/>
                 <w:szCs w:val="17"/>
               </w:rPr>
-              <w:t xml:space="preserve">Estou criando a identidade visual de (sua marca),</w:t>
-            </w:r>
-          </w:p>
-          <w:p>
-            <w:pPr>
-              <w:spacing w:after="30" w:before="0"/>
-            </w:pPr>
-            <w:r>
-              <w:rPr>
-                <w:rFonts w:ascii="Courier New" w:cs="Courier New" w:eastAsia="Courier New" w:hAnsi="Courier New"/>
-                <w:color w:val="222222"/>
-                <w:sz w:val="17"/>
-                <w:szCs w:val="17"/>
-              </w:rPr>
-              <w:t xml:space="preserve">voltada para (seu público-alvo).</w:t>
-            </w:r>
-          </w:p>
-          <w:p>
-            <w:pPr>
-              <w:spacing w:after="30" w:before="0"/>
-            </w:pPr>
-            <w:r>
-              <w:rPr>
-                <w:rFonts w:ascii="Courier New" w:cs="Courier New" w:eastAsia="Courier New" w:hAnsi="Courier New"/>
-                <w:color w:val="222222"/>
-                <w:sz w:val="17"/>
-                <w:szCs w:val="17"/>
-              </w:rPr>
-              <w:t xml:space="preserve">Essência da marca: (palavras-chave visuais).</w:t>
+              <w:t xml:space="preserve">Estou criando a identidade visual completa da Frizo,</w:t>
+            </w:r>
+          </w:p>
+          <w:p>
+            <w:pPr>
+              <w:spacing w:after="30" w:before="0"/>
+            </w:pPr>
+            <w:r>
+              <w:rPr>
+                <w:rFonts w:ascii="Courier New" w:cs="Courier New" w:eastAsia="Courier New" w:hAnsi="Courier New"/>
+                <w:color w:val="222222"/>
+                <w:sz w:val="17"/>
+                <w:szCs w:val="17"/>
+              </w:rPr>
+              <w:t xml:space="preserve">um refrigerante premium de limão para jovens de 18 a 30 anos.</w:t>
+            </w:r>
+          </w:p>
+          <w:p>
+            <w:pPr>
+              <w:spacing w:after="30" w:before="0"/>
+            </w:pPr>
+            <w:r>
+              <w:rPr>
+                <w:rFonts w:ascii="Courier New" w:cs="Courier New" w:eastAsia="Courier New" w:hAnsi="Courier New"/>
+                <w:color w:val="222222"/>
+                <w:sz w:val="17"/>
+                <w:szCs w:val="17"/>
+              </w:rPr>
+              <w:t xml:space="preserve">Essência: frescor explosivo, calor de verão, praia, gelo,</w:t>
+            </w:r>
+          </w:p>
+          <w:p>
+            <w:pPr>
+              <w:spacing w:after="30" w:before="0"/>
+            </w:pPr>
+            <w:r>
+              <w:rPr>
+                <w:rFonts w:ascii="Courier New" w:cs="Courier New" w:eastAsia="Courier New" w:hAnsi="Courier New"/>
+                <w:color w:val="222222"/>
+                <w:sz w:val="17"/>
+                <w:szCs w:val="17"/>
+              </w:rPr>
+              <w:t xml:space="preserve">gotículas de água, limão natural. Tom: jovem, ousado e premium.</w:t>
             </w:r>
           </w:p>
         </w:tc>
@@ -4478,49 +4644,49 @@
                 <w:sz w:val="17"/>
                 <w:szCs w:val="17"/>
               </w:rPr>
-              <w:t xml:space="preserve">Gere um prompt detalhado em inglês para o Canva AI que produza:</w:t>
-            </w:r>
-          </w:p>
-          <w:p>
-            <w:pPr>
-              <w:spacing w:after="30" w:before="0"/>
-            </w:pPr>
-            <w:r>
-              <w:rPr>
-                <w:rFonts w:ascii="Courier New" w:cs="Courier New" w:eastAsia="Courier New" w:hAnsi="Courier New"/>
-                <w:color w:val="222222"/>
-                <w:sz w:val="17"/>
-                <w:szCs w:val="17"/>
-              </w:rPr>
-              <w:t xml:space="preserve">1. (peça 1: post Instagram, banner, apresentação etc)</w:t>
-            </w:r>
-          </w:p>
-          <w:p>
-            <w:pPr>
-              <w:spacing w:after="30" w:before="0"/>
-            </w:pPr>
-            <w:r>
-              <w:rPr>
-                <w:rFonts w:ascii="Courier New" w:cs="Courier New" w:eastAsia="Courier New" w:hAnsi="Courier New"/>
-                <w:color w:val="222222"/>
-                <w:sz w:val="17"/>
-                <w:szCs w:val="17"/>
-              </w:rPr>
-              <w:t xml:space="preserve">2. (peça 2)</w:t>
-            </w:r>
-          </w:p>
-          <w:p>
-            <w:pPr>
-              <w:spacing w:after="30" w:before="0"/>
-            </w:pPr>
-            <w:r>
-              <w:rPr>
-                <w:rFonts w:ascii="Courier New" w:cs="Courier New" w:eastAsia="Courier New" w:hAnsi="Courier New"/>
-                <w:color w:val="222222"/>
-                <w:sz w:val="17"/>
-                <w:szCs w:val="17"/>
-              </w:rPr>
-              <w:t xml:space="preserve">3. (peça 3: kit de marca, paleta, logo etc)</w:t>
+              <w:t xml:space="preserve">Gere um prompt detalhado em inglês para o Canva AI produzir:</w:t>
+            </w:r>
+          </w:p>
+          <w:p>
+            <w:pPr>
+              <w:spacing w:after="30" w:before="0"/>
+            </w:pPr>
+            <w:r>
+              <w:rPr>
+                <w:rFonts w:ascii="Courier New" w:cs="Courier New" w:eastAsia="Courier New" w:hAnsi="Courier New"/>
+                <w:color w:val="222222"/>
+                <w:sz w:val="17"/>
+                <w:szCs w:val="17"/>
+              </w:rPr>
+              <w:t xml:space="preserve">1. Post de Instagram 1080x1080px</w:t>
+            </w:r>
+          </w:p>
+          <w:p>
+            <w:pPr>
+              <w:spacing w:after="30" w:before="0"/>
+            </w:pPr>
+            <w:r>
+              <w:rPr>
+                <w:rFonts w:ascii="Courier New" w:cs="Courier New" w:eastAsia="Courier New" w:hAnsi="Courier New"/>
+                <w:color w:val="222222"/>
+                <w:sz w:val="17"/>
+                <w:szCs w:val="17"/>
+              </w:rPr>
+              <w:t xml:space="preserve">2. Apresentação institucional de 5 slides 16:9</w:t>
+            </w:r>
+          </w:p>
+          <w:p>
+            <w:pPr>
+              <w:spacing w:after="30" w:before="0"/>
+            </w:pPr>
+            <w:r>
+              <w:rPr>
+                <w:rFonts w:ascii="Courier New" w:cs="Courier New" w:eastAsia="Courier New" w:hAnsi="Courier New"/>
+                <w:color w:val="222222"/>
+                <w:sz w:val="17"/>
+                <w:szCs w:val="17"/>
+              </w:rPr>
+              <w:t xml:space="preserve">3. Kit de marca com logo, paleta HEX, tipografia e padrão visual</w:t>
             </w:r>
           </w:p>
         </w:tc>
@@ -4807,7 +4973,7 @@
           <w:sz w:val="19"/>
           <w:szCs w:val="19"/>
         </w:rPr>
-        <w:t xml:space="preserve">Use direto no Lovable. Arraste as imagens da identidade visual antes de enviar. O site aparece ao vivo na tela.</w:t>
+        <w:t xml:space="preserve">Use direto no Lovable. Arraste os assets do Canva antes de enviar. O site aparece ao vivo na tela.</w:t>
       </w:r>
     </w:p>
     <w:p>
@@ -4911,7 +5077,7 @@
                 <w:sz w:val="17"/>
                 <w:szCs w:val="17"/>
               </w:rPr>
-              <w:t xml:space="preserve">landing pages de alta conversão para (seu setor).</w:t>
+              <w:t xml:space="preserve">landing pages de alta conversão para marcas de bebidas premium.</w:t>
             </w:r>
           </w:p>
         </w:tc>
@@ -4979,7 +5145,7 @@
                 <w:sz w:val="17"/>
                 <w:szCs w:val="17"/>
               </w:rPr>
-              <w:t xml:space="preserve">Estou criando o site de (sua marca ou produto).</w:t>
+              <w:t xml:space="preserve">Estou criando o site de lançamento da Frizo.</w:t>
             </w:r>
           </w:p>
           <w:p>
@@ -5089,21 +5255,21 @@
                 <w:sz w:val="17"/>
                 <w:szCs w:val="17"/>
               </w:rPr>
-              <w:t xml:space="preserve">Crie uma landing page completa e responsiva para (sua marca)</w:t>
-            </w:r>
-          </w:p>
-          <w:p>
-            <w:pPr>
-              <w:spacing w:after="30" w:before="0"/>
-            </w:pPr>
-            <w:r>
-              <w:rPr>
-                <w:rFonts w:ascii="Courier New" w:cs="Courier New" w:eastAsia="Courier New" w:hAnsi="Courier New"/>
-                <w:color w:val="222222"/>
-                <w:sz w:val="17"/>
-                <w:szCs w:val="17"/>
-              </w:rPr>
-              <w:t xml:space="preserve">usando os assets anexados como base visual e de conteúdo.</w:t>
+              <w:t xml:space="preserve">Crie uma landing page completa e responsiva para a Frizo</w:t>
+            </w:r>
+          </w:p>
+          <w:p>
+            <w:pPr>
+              <w:spacing w:after="30" w:before="0"/>
+            </w:pPr>
+            <w:r>
+              <w:rPr>
+                <w:rFonts w:ascii="Courier New" w:cs="Courier New" w:eastAsia="Courier New" w:hAnsi="Courier New"/>
+                <w:color w:val="222222"/>
+                <w:sz w:val="17"/>
+                <w:szCs w:val="17"/>
+              </w:rPr>
+              <w:t xml:space="preserve">usando os assets como base visual e de conteúdo.</w:t>
             </w:r>
           </w:p>
         </w:tc>
@@ -5171,7 +5337,7 @@
                 <w:sz w:val="17"/>
                 <w:szCs w:val="17"/>
               </w:rPr>
-              <w:t xml:space="preserve">Página com seções: (liste as seções: hero, sobre, produto, contato)</w:t>
+              <w:t xml:space="preserve">Página com: hero com CTA, sobre a marca, produto, estilo de vida e footer.</w:t>
             </w:r>
           </w:p>
           <w:p>
@@ -5253,21 +5419,21 @@
                 <w:sz w:val="17"/>
                 <w:szCs w:val="17"/>
               </w:rPr>
-              <w:t xml:space="preserve">Não use cores ou fontes fora dos assets.</w:t>
-            </w:r>
-          </w:p>
-          <w:p>
-            <w:pPr>
-              <w:spacing w:after="30" w:before="0"/>
-            </w:pPr>
-            <w:r>
-              <w:rPr>
-                <w:rFonts w:ascii="Courier New" w:cs="Courier New" w:eastAsia="Courier New" w:hAnsi="Courier New"/>
-                <w:color w:val="222222"/>
-                <w:sz w:val="17"/>
-                <w:szCs w:val="17"/>
-              </w:rPr>
-              <w:t xml:space="preserve">Sem template genérico. O site deve parecer (sua marca).</w:t>
+              <w:t xml:space="preserve">Não use cores fora dos assets. Sem template genérico.</w:t>
+            </w:r>
+          </w:p>
+          <w:p>
+            <w:pPr>
+              <w:spacing w:after="30" w:before="0"/>
+            </w:pPr>
+            <w:r>
+              <w:rPr>
+                <w:rFonts w:ascii="Courier New" w:cs="Courier New" w:eastAsia="Courier New" w:hAnsi="Courier New"/>
+                <w:color w:val="222222"/>
+                <w:sz w:val="17"/>
+                <w:szCs w:val="17"/>
+              </w:rPr>
+              <w:t xml:space="preserve">O site deve parecer uma extensão natural da marca.</w:t>
             </w:r>
           </w:p>
         </w:tc>
@@ -5446,7 +5612,7 @@
           <w:sz w:val="19"/>
           <w:szCs w:val="19"/>
         </w:rPr>
-        <w:t xml:space="preserve">Use na extensão do Claude ou GitHub Copilot no VS Code. Arraste as imagens antes de enviar.</w:t>
+        <w:t xml:space="preserve">Use na extensão do Claude ou GitHub Copilot no VS Code. Arraste os assets antes de enviar.</w:t>
       </w:r>
     </w:p>
     <w:p>
@@ -5550,7 +5716,7 @@
                 <w:sz w:val="17"/>
                 <w:szCs w:val="17"/>
               </w:rPr>
-              <w:t xml:space="preserve">landing pages para marcas de (seu setor).</w:t>
+              <w:t xml:space="preserve">landing pages para marcas de bebidas premium.</w:t>
             </w:r>
           </w:p>
         </w:tc>
@@ -5618,7 +5784,7 @@
                 <w:sz w:val="17"/>
                 <w:szCs w:val="17"/>
               </w:rPr>
-              <w:t xml:space="preserve">Acabei de criar a identidade visual de (sua marca).</w:t>
+              <w:t xml:space="preserve">Acabei de criar a identidade visual da Frizo no Canva.</w:t>
             </w:r>
           </w:p>
           <w:p>
@@ -5646,7 +5812,7 @@
                 <w:sz w:val="17"/>
                 <w:szCs w:val="17"/>
               </w:rPr>
-              <w:t xml:space="preserve">(descreva os arquivos: logo, kit de marca, post etc).</w:t>
+              <w:t xml:space="preserve">post de Instagram, kit de marca e slides institucionais.</w:t>
             </w:r>
           </w:p>
         </w:tc>
@@ -5824,7 +5990,7 @@
                 <w:sz w:val="17"/>
                 <w:szCs w:val="17"/>
               </w:rPr>
-              <w:t xml:space="preserve">Estrutura: (liste as seções desejadas).</w:t>
+              <w:t xml:space="preserve">Estrutura: hero, sobre, produto, estilo de vida e footer.</w:t>
             </w:r>
           </w:p>
         </w:tc>
@@ -6062,7 +6228,7 @@
                 <w:sz w:val="17"/>
                 <w:szCs w:val="17"/>
               </w:rPr>
-              <w:t xml:space="preserve">Este conteúdo foi gerado com inteligência artificial como material didático para o seminário NEO Empresarial. Substitua os campos entre parênteses pela sua realidade.</w:t>
+              <w:t xml:space="preserve">Este conteúdo foi gerado com inteligência artificial como material didático para o seminário NEO Empresarial.</w:t>
             </w:r>
           </w:p>
         </w:tc>
@@ -6225,7 +6391,7 @@
               <wp:inline distT="0" distB="0" distL="0" distR="0">
                 <wp:extent cx="1238250" cy="523875"/>
                 <wp:effectExtent t="0" r="0" b="0" l="0"/>
-                <wp:docPr id="1" name="logo_header" descr="Logo NEO" title="NEO Empresarial"/>
+                <wp:docPr id="1" name="logo_h" descr="Logo NEO" title="NEO"/>
                 <wp:cNvGraphicFramePr>
                   <a:graphicFrameLocks xmlns:a="http://schemas.openxmlformats.org/drawingml/2006/main" noChangeAspect="1"/>
                 </wp:cNvGraphicFramePr>
@@ -6291,7 +6457,7 @@
               <w:sz w:val="17"/>
               <w:szCs w:val="17"/>
             </w:rPr>
-            <w:t xml:space="preserve">Guia de Prompt Engineering · NEO Empresarial · 2025</w:t>
+            <w:t xml:space="preserve">Seminário de IA · NEO Empresarial · 2025</w:t>
           </w:r>
         </w:p>
       </w:tc>
